--- a/docs/exports/docx/docs-CLAUDE.docx
+++ b/docs/exports/docx/docs-CLAUDE.docx
@@ -4,7 +4,7 @@
   <w:body>
     <w:p>
       <w:r>
-        <w:t>docs-CLAUDE :root { color-scheme: light; } body { font-family: "Segoe UI", "Helvetica Neue", Arial, sans-serif; margin: 0; padding: 0; background: #ffffff; color: #0f172a; } .markdown-body { max-width: 980px; margin: 40px auto 60px; padding: 0 32px; line-height: 1.65; } .markdown-body h1 { font-size: 32px; margin-bottom: 12px; border-bottom: 2px solid #e2e8f0; padding-bottom: 12px; page-break-before: always; page-break-after: avoid; break-before: page; break-after: avoid; } .markdown-body h1:first-of-type { page-break-before: avoid; break-before: avoid; } .markdown-body h2 { font-size: 24px; margin-top: 28px; border-bottom: 1px solid #e2e8f0; padding-bottom: 8px; page-break-before: always; page-break-after: avoid; break-before: page; break-after: avoid; } .markdown-body h3 { font-size: 18px; margin-top: 20px; page-break-after: avoid; break-after: avoid; } .markdown-body h4, .markdown-body h5, .markdown-body h6 { page-break-after: avoid; break-after: avoid; } .markdown-body table { width: 100%; border-collapse: collapse; margin: 16px 0; font-size: 14px; page-break-inside: avoid; break-inside: avoid; } .markdown-body th, .markdown-body td { border: 1px solid #e2e8f0; padding: 8px 10px; text-align: left; } .markdown-body th { background: #f8fafc; } .markdown-body tr { page-break-inside: avoid; break-inside: avoid; } .markdown-body code { background: #f1f5f9; padding: 2px 4px; border-radius: 4px; font-family: "SFMono-Regular", Menlo, Consolas, monospace; font-size: 0.92em; } .markdown-body pre { background: #0f172a; color: #e2e8f0; padding: 16px; border-radius: 8px; overflow-x: auto; page-break-inside: avoid; break-inside: avoid; } .markdown-body pre code { background: transparent; color: inherit; } .markdown-body blockquote { border-left: 4px solid #38bdf8; margin: 16px 0; padding: 8px 16px; background: #f8fafc; color: #334155; } .markdown-body img { max-width: 100%; height: auto; display: block; margin: 16px 0; border-radius: 10px; box-shadow: 0 8px 20px rgba(15, 23, 42, 0.12); page-break-inside: avoid; break-inside: avoid; } .markdown-body figure { page-break-inside: avoid; break-inside: avoid; margin: 16px 0; } .markdown-body a { color: #2563eb; text-decoration: none; } .markdown-body a:hover { text-decoration: underline; } .cover { padding: 80px 60px 60px; background: linear-gradient(135deg, #0b1220 0%, #1e3a8a 100%); color: #f8fafc; border-radius: 18px; margin-bottom: 32px; } .cover-title { font-size: 36px; font-weight: 700; margin: 0 0 12px; } .cover-subtitle { font-size: 18px; color: #cbd5f5; margin: 0 0 16px; } .cover-meta { font-size: 13px; color: #94a3b8; } .page-break { page-break-after: always; break-after: page; } .footer { margin-top: 40px; font-size: 12px; color: #64748b; } /* Print and PDF-specific styles */ @page { margin: 20mm 18mm; } @media print { .markdown-body { orphans: 3; widows: 3; } .markdown-body p { orphans: 3; widows: 3; } .markdown-body li { page-break-inside: avoid; break-inside: avoid; } .markdown-body ul, .markdown-body ol { page-break-before: avoid; break-before: avoid; } .markdown-body blockquote { page-break-inside: avoid; break-inside: avoid; } /* Keep section content together */ .markdown-body h2 + *, .markdown-body h3 + * { page-break-before: avoid; break-before: avoid; } } PSScript Helper Commands</w:t>
+        <w:t>docs-CLAUDE :root { color-scheme: light; } body { font-family: "Segoe UI", "Helvetica Neue", Arial, sans-serif; margin: 0; padding: 0; background: #f4f7fb; color: #0f172a; } .markdown-body { max-width: 980px; margin: 0 auto; padding: 36px 42px 64px; line-height: 1.65; background: #ffffff; box-shadow: 0 24px 70px rgba(15, 23, 42, 0.08); } .markdown-body h1 { font-size: 34px; line-height: 1.12; margin-bottom: 12px; color: #07111f; border-bottom: 3px solid #0ea5e9; padding-bottom: 12px; page-break-before: always; page-break-after: avoid; break-before: page; break-after: avoid; } .markdown-body h1:first-of-type { page-break-before: avoid; break-before: avoid; } .markdown-body h2 { font-size: 23px; line-height: 1.2; margin-top: 34px; color: #102a43; border-bottom: 1px solid #d7e2ee; padding-bottom: 8px; page-break-after: avoid; break-after: avoid; } .markdown-body h3 { font-size: 18px; margin-top: 20px; color: #1e3a5f; page-break-after: avoid; break-after: avoid; } .markdown-body h4, .markdown-body h5, .markdown-body h6 { page-break-after: avoid; break-after: avoid; } .markdown-body table { width: 100%; border-collapse: collapse; margin: 18px 0 24px; font-size: 13px; page-break-inside: avoid; break-inside: avoid; box-shadow: 0 1px 0 #e2e8f0; } .markdown-body th, .markdown-body td { border: 1px solid #e2e8f0; padding: 9px 11px; text-align: left; vertical-align: top; } .markdown-body th { background: #eef6ff; color: #0f3157; font-weight: 700; } .markdown-body tr:nth-child(even) td { background: #fbfdff; } .markdown-body tr { page-break-inside: avoid; break-inside: avoid; } .markdown-body code { background: #f1f5f9; padding: 2px 4px; border-radius: 4px; font-family: "SFMono-Regular", Menlo, Consolas, monospace; font-size: 0.92em; } .markdown-body pre { background: #111827; color: #e5eef8; padding: 16px; border-radius: 10px; overflow-x: auto; border: 1px solid #243244; page-break-inside: avoid; break-inside: avoid; } .markdown-body pre code { background: transparent; color: inherit; } .markdown-body blockquote { border-left: 5px solid #0ea5e9; margin: 18px 0; padding: 12px 18px; background: #eff8ff; color: #18324f; border-radius: 0 10px 10px 0; } .markdown-body img { max-width: 100%; height: auto; display: block; margin: 16px 0; border-radius: 10px; box-shadow: 0 8px 20px rgba(15, 23, 42, 0.12); page-break-inside: avoid; break-inside: avoid; } .markdown-body figure { page-break-inside: avoid; break-inside: avoid; margin: 16px 0; } .markdown-body a { color: #2563eb; text-decoration: none; } .markdown-body a:hover { text-decoration: underline; } .cover { min-height: 760px; display: flex; flex-direction: column; justify-content: flex-end; padding: 72px 60px 64px; background: linear-gradient(135deg, rgba(9, 30, 66, 0.96) 0%, rgba(12, 74, 110, 0.94) 54%, rgba(20, 83, 45, 0.9) 100%), radial-gradient(circle at 18% 18%, rgba(14, 165, 233, 0.25), transparent 36%); color: #f8fafc; border-radius: 0; margin: -36px -42px 40px; position: relative; overflow: hidden; } .cover::before { content: "PSScript"; position: absolute; top: 46px; left: 60px; font-size: 12px; font-weight: 800; letter-spacing: 0.24em; text-transform: uppercase; color: rgba(226, 246, 255, 0.82); } .cover::after { content: ""; position: absolute; right: -120px; top: -120px; width: 360px; height: 360px; border: 1px solid rgba(255, 255, 255, 0.18); transform: rotate(28deg); } .markdown-body .cover-title { font-size: 48px; line-height: 1.04; font-weight: 800; color: #f8fafc; border-bottom: 3px solid #38bdf8; margin: 0 0 16px; max-width: 720px; } .cover-subtitle { font-size: 20px; line-height: 1.42; color: #dbeafe; margin: 0 0 22px; max-width: 720px; } .cover-meta { display: inline-block; width: fit-content; font-size: 13px; color: #e0f2fe; background: rgba(255, 255, 255, 0.12); border: 1px solid rgba(255, 255, 255, 0.18); border-radius: 999px; padding: 7px 13px; } .page-break { page-break-after: always; break-after: page; } .footer { margin-top: 40px; font-size: 12px; color: #64748b; border-top: 1px solid #e2e8f0; padding-top: 14px; } /* Print and PDF-specific styles */ @page { size: A4; margin: 18mm 16mm 20mm; } @media print { body { background: #ffffff; } .markdown-body { max-width: none; margin: 0; padding: 0; box-shadow: none; } .cover { margin: 0 0 28px; } .markdown-body { orphans: 3; widows: 3; } .markdown-body p { orphans: 3; widows: 3; } .markdown-body li { page-break-inside: avoid; break-inside: avoid; } .markdown-body ul, .markdown-body ol { page-break-before: avoid; break-before: avoid; } .markdown-body blockquote { page-break-inside: avoid; break-inside: avoid; } /* Keep section content together */ .markdown-body h2 + *, .markdown-body h3 + * { page-break-before: avoid; break-before: avoid; } } Claude Code Reference</w:t>
       </w:r>
     </w:p>
     <w:p>
@@ -13,8 +13,40 @@
       </w:pPr>
     </w:p>
     <w:p>
+      <w:r>
+        <w:rPr>
+          <w:b/>
+        </w:rPr>
+        <w:t>Note:</w:t>
+      </w:r>
+      <w:r>
+        <w:t xml:space="preserve"> The main Claude Code guide is at the project root: ../CLAUDE.md ../CLAUDE.md</w:t>
+      </w:r>
+    </w:p>
+    <w:p>
+      <w:r>
+        <w:t>This file provides quick reference commands for common development tasks.</w:t>
+      </w:r>
+    </w:p>
+    <w:p>
+      <w:r>
+        <w:rPr>
+          <w:i/>
+        </w:rPr>
+        <w:t>Last updated: April 2, 2026</w:t>
+      </w:r>
+    </w:p>
+    <w:p>
       <w:pPr>
         <w:pStyle w:val="Heading2"/>
+      </w:pPr>
+      <w:r>
+        <w:t>Quick Commands</w:t>
+      </w:r>
+    </w:p>
+    <w:p>
+      <w:pPr>
+        <w:pStyle w:val="Heading3"/>
       </w:pPr>
       <w:r>
         <w:t>Lint Commands</w:t>
@@ -22,7 +54,28 @@
     </w:p>
     <w:p>
       <w:r>
-        <w:t>Run all linting checks:</w:t>
+        <w:rPr>
+          <w:rFonts w:ascii="Mono" w:hAnsi="Mono"/>
+        </w:rPr>
+        <w:t xml:space="preserve"># Run all linting
+npm run lint
+# Fix automatically
+npm run lint:fix
+# Backend only
+npm run lint:backend
+npm run lint:backend:fix
+# Frontend only
+npm run lint:frontend
+npm run lint:frontend:fix
+</w:t>
+      </w:r>
+    </w:p>
+    <w:p>
+      <w:pPr>
+        <w:pStyle w:val="Heading3"/>
+      </w:pPr>
+      <w:r>
+        <w:t>Type Checking</w:t>
       </w:r>
     </w:p>
     <w:p>
@@ -30,13 +83,16 @@
         <w:rPr>
           <w:rFonts w:ascii="Mono" w:hAnsi="Mono"/>
         </w:rPr>
-        <w:t xml:space="preserve">npm run lint
+        <w:t xml:space="preserve">cd src/backend &amp;&amp; npm run typecheck
 </w:t>
       </w:r>
     </w:p>
     <w:p>
+      <w:pPr>
+        <w:pStyle w:val="Heading3"/>
+      </w:pPr>
       <w:r>
-        <w:t>Fix linting issues automatically:</w:t>
+        <w:t>Testing</w:t>
       </w:r>
     </w:p>
     <w:p>
@@ -44,13 +100,23 @@
         <w:rPr>
           <w:rFonts w:ascii="Mono" w:hAnsi="Mono"/>
         </w:rPr>
-        <w:t xml:space="preserve">npm run lint:fix
+        <w:t xml:space="preserve"># Backend unit tests
+cd src/backend &amp;&amp; npm test
+# Cache stress tests
+cd src/backend &amp;&amp; npx jest src/__tests__/cacheService.test.ts --forceExit
+# Playwright E2E (requires services running)
+npx playwright test --project=chromium
+# Project review validation tests
+npx playwright test tests/e2e/project-review-validation.spec.ts --project=chromium
 </w:t>
       </w:r>
     </w:p>
     <w:p>
+      <w:pPr>
+        <w:pStyle w:val="Heading3"/>
+      </w:pPr>
       <w:r>
-        <w:t>Run backend linting only:</w:t>
+        <w:t>Port Management</w:t>
       </w:r>
     </w:p>
     <w:p>
@@ -58,23 +124,9 @@
         <w:rPr>
           <w:rFonts w:ascii="Mono" w:hAnsi="Mono"/>
         </w:rPr>
-        <w:t xml:space="preserve">npm run lint:backend
-npm run lint:backend:fix
-</w:t>
-      </w:r>
-    </w:p>
-    <w:p>
-      <w:r>
-        <w:t>Run frontend linting only:</w:t>
-      </w:r>
-    </w:p>
-    <w:p>
-      <w:r>
-        <w:rPr>
-          <w:rFonts w:ascii="Mono" w:hAnsi="Mono"/>
-        </w:rPr>
-        <w:t xml:space="preserve">npm run lint:frontend
-npm run lint:frontend:fix
+        <w:t xml:space="preserve">./scripts/ensure-ports.sh status
+./scripts/ensure-ports.sh kill-frontend
+./scripts/ensure-ports.sh kill-backend
 </w:t>
       </w:r>
     </w:p>
@@ -83,172 +135,515 @@
         <w:pStyle w:val="Heading2"/>
       </w:pPr>
       <w:r>
-        <w:t>ESLint Configuration</w:t>
+        <w:t>Service Ports (Fixed)</w:t>
+      </w:r>
+    </w:p>
+    <w:tbl>
+      <w:tblPr>
+        <w:tblW w:type="auto" w:w="0"/>
+        <w:tblLook w:firstColumn="1" w:firstRow="1" w:lastColumn="0" w:lastRow="0" w:noHBand="0" w:noVBand="1" w:val="04A0"/>
+      </w:tblPr>
+      <w:tblGrid>
+        <w:gridCol w:w="4320"/>
+        <w:gridCol w:w="4320"/>
+      </w:tblGrid>
+      <w:tr>
+        <w:tc>
+          <w:tcPr>
+            <w:tcW w:type="dxa" w:w="0"/>
+          </w:tcPr>
+          <w:p>
+            <w:r>
+              <w:t>Service</w:t>
+            </w:r>
+          </w:p>
+        </w:tc>
+        <w:tc>
+          <w:tcPr>
+            <w:tcW w:type="dxa" w:w="0"/>
+          </w:tcPr>
+          <w:p>
+            <w:r>
+              <w:t>Port</w:t>
+            </w:r>
+          </w:p>
+        </w:tc>
+      </w:tr>
+      <w:tr>
+        <w:tc>
+          <w:tcPr>
+            <w:tcW w:type="dxa" w:w="0"/>
+          </w:tcPr>
+          <w:p>
+            <w:r>
+              <w:t>Frontend</w:t>
+            </w:r>
+          </w:p>
+        </w:tc>
+        <w:tc>
+          <w:tcPr>
+            <w:tcW w:type="dxa" w:w="0"/>
+          </w:tcPr>
+          <w:p>
+            <w:r>
+              <w:t>3000</w:t>
+            </w:r>
+          </w:p>
+        </w:tc>
+      </w:tr>
+      <w:tr>
+        <w:tc>
+          <w:tcPr>
+            <w:tcW w:type="dxa" w:w="0"/>
+          </w:tcPr>
+          <w:p>
+            <w:r>
+              <w:t>Backend</w:t>
+            </w:r>
+          </w:p>
+        </w:tc>
+        <w:tc>
+          <w:tcPr>
+            <w:tcW w:type="dxa" w:w="0"/>
+          </w:tcPr>
+          <w:p>
+            <w:r>
+              <w:t>4000</w:t>
+            </w:r>
+          </w:p>
+        </w:tc>
+      </w:tr>
+      <w:tr>
+        <w:tc>
+          <w:tcPr>
+            <w:tcW w:type="dxa" w:w="0"/>
+          </w:tcPr>
+          <w:p>
+            <w:r>
+              <w:t>AI Service</w:t>
+            </w:r>
+          </w:p>
+        </w:tc>
+        <w:tc>
+          <w:tcPr>
+            <w:tcW w:type="dxa" w:w="0"/>
+          </w:tcPr>
+          <w:p>
+            <w:r>
+              <w:t>8000</w:t>
+            </w:r>
+          </w:p>
+        </w:tc>
+      </w:tr>
+      <w:tr>
+        <w:tc>
+          <w:tcPr>
+            <w:tcW w:type="dxa" w:w="0"/>
+          </w:tcPr>
+          <w:p>
+            <w:r>
+              <w:t>PostgreSQL</w:t>
+            </w:r>
+          </w:p>
+        </w:tc>
+        <w:tc>
+          <w:tcPr>
+            <w:tcW w:type="dxa" w:w="0"/>
+          </w:tcPr>
+          <w:p>
+            <w:r>
+              <w:t>5432</w:t>
+            </w:r>
+          </w:p>
+        </w:tc>
+      </w:tr>
+      <w:tr>
+        <w:tc>
+          <w:tcPr>
+            <w:tcW w:type="dxa" w:w="0"/>
+          </w:tcPr>
+          <w:p>
+            <w:r>
+              <w:t>Redis</w:t>
+            </w:r>
+          </w:p>
+        </w:tc>
+        <w:tc>
+          <w:tcPr>
+            <w:tcW w:type="dxa" w:w="0"/>
+          </w:tcPr>
+          <w:p>
+            <w:r>
+              <w:t>6379</w:t>
+            </w:r>
+          </w:p>
+        </w:tc>
+      </w:tr>
+    </w:tbl>
+    <w:p>
+      <w:r>
+        <w:t xml:space="preserve"> </w:t>
       </w:r>
     </w:p>
     <w:p>
       <w:r>
-        <w:t xml:space="preserve">Backend ESLint config location: </w:t>
+        <w:t xml:space="preserve"> </w:t>
       </w:r>
+    </w:p>
+    <w:p>
       <w:r>
-        <w:rPr>
-          <w:rFonts w:ascii="Mono" w:hAnsi="Mono"/>
-        </w:rPr>
-        <w:t>src/backend/.eslintrc.json</w:t>
+        <w:t xml:space="preserve"> </w:t>
       </w:r>
+    </w:p>
+    <w:p>
       <w:r>
-        <w:t xml:space="preserve"> Frontend ESLint config location: </w:t>
+        <w:t xml:space="preserve"> </w:t>
       </w:r>
+    </w:p>
+    <w:p>
       <w:r>
-        <w:rPr>
-          <w:rFonts w:ascii="Mono" w:hAnsi="Mono"/>
-        </w:rPr>
-        <w:t>src/frontend/eslint.config.js</w:t>
+        <w:t xml:space="preserve"> </w:t>
+      </w:r>
+    </w:p>
+    <w:p>
+      <w:r>
+        <w:t xml:space="preserve"> </w:t>
+      </w:r>
+    </w:p>
+    <w:p>
+      <w:r>
+        <w:t xml:space="preserve"> </w:t>
+      </w:r>
+    </w:p>
+    <w:p>
+      <w:r>
+        <w:t xml:space="preserve"> </w:t>
+      </w:r>
+    </w:p>
+    <w:p>
+      <w:r>
+        <w:t xml:space="preserve"> </w:t>
+      </w:r>
+    </w:p>
+    <w:p>
+      <w:r>
+        <w:t xml:space="preserve"> </w:t>
+      </w:r>
+    </w:p>
+    <w:p>
+      <w:r>
+        <w:t xml:space="preserve"> </w:t>
+      </w:r>
+    </w:p>
+    <w:p>
+      <w:r>
+        <w:t xml:space="preserve"> AI Models (April 2026)</w:t>
       </w:r>
     </w:p>
     <w:p>
       <w:pPr>
         <w:pStyle w:val="Heading2"/>
       </w:pPr>
+    </w:p>
+    <w:tbl>
+      <w:tblPr>
+        <w:tblW w:type="auto" w:w="0"/>
+        <w:tblLook w:firstColumn="1" w:firstRow="1" w:lastColumn="0" w:lastRow="0" w:noHBand="0" w:noVBand="1" w:val="04A0"/>
+      </w:tblPr>
+      <w:tblGrid>
+        <w:gridCol w:w="4320"/>
+        <w:gridCol w:w="4320"/>
+      </w:tblGrid>
+      <w:tr>
+        <w:tc>
+          <w:tcPr>
+            <w:tcW w:type="dxa" w:w="0"/>
+          </w:tcPr>
+          <w:p>
+            <w:r>
+              <w:t>Purpose</w:t>
+            </w:r>
+          </w:p>
+        </w:tc>
+        <w:tc>
+          <w:tcPr>
+            <w:tcW w:type="dxa" w:w="0"/>
+          </w:tcPr>
+          <w:p>
+            <w:r>
+              <w:t>Model</w:t>
+            </w:r>
+          </w:p>
+        </w:tc>
+      </w:tr>
+      <w:tr>
+        <w:tc>
+          <w:tcPr>
+            <w:tcW w:type="dxa" w:w="0"/>
+          </w:tcPr>
+          <w:p>
+            <w:r>
+              <w:t>Code generation</w:t>
+            </w:r>
+          </w:p>
+        </w:tc>
+        <w:tc>
+          <w:tcPr>
+            <w:tcW w:type="dxa" w:w="0"/>
+          </w:tcPr>
+          <w:p>
+            <w:r>
+              <w:rPr>
+                <w:rFonts w:ascii="Mono" w:hAnsi="Mono"/>
+              </w:rPr>
+              <w:t>gpt-4.1</w:t>
+            </w:r>
+          </w:p>
+        </w:tc>
+      </w:tr>
+      <w:tr>
+        <w:tc>
+          <w:tcPr>
+            <w:tcW w:type="dxa" w:w="0"/>
+          </w:tcPr>
+          <w:p>
+            <w:r>
+              <w:t>Flagship</w:t>
+            </w:r>
+          </w:p>
+        </w:tc>
+        <w:tc>
+          <w:tcPr>
+            <w:tcW w:type="dxa" w:w="0"/>
+          </w:tcPr>
+          <w:p>
+            <w:r>
+              <w:rPr>
+                <w:rFonts w:ascii="Mono" w:hAnsi="Mono"/>
+              </w:rPr>
+              <w:t>gpt-5.5</w:t>
+            </w:r>
+          </w:p>
+        </w:tc>
+      </w:tr>
+      <w:tr>
+        <w:tc>
+          <w:tcPr>
+            <w:tcW w:type="dxa" w:w="0"/>
+          </w:tcPr>
+          <w:p>
+            <w:r>
+              <w:t>Fast</w:t>
+            </w:r>
+          </w:p>
+        </w:tc>
+        <w:tc>
+          <w:tcPr>
+            <w:tcW w:type="dxa" w:w="0"/>
+          </w:tcPr>
+          <w:p>
+            <w:r>
+              <w:rPr>
+                <w:rFonts w:ascii="Mono" w:hAnsi="Mono"/>
+              </w:rPr>
+              <w:t>gpt-5.4-mini</w:t>
+            </w:r>
+          </w:p>
+        </w:tc>
+      </w:tr>
+      <w:tr>
+        <w:tc>
+          <w:tcPr>
+            <w:tcW w:type="dxa" w:w="0"/>
+          </w:tcPr>
+          <w:p>
+            <w:r>
+              <w:t>Reasoning</w:t>
+            </w:r>
+          </w:p>
+        </w:tc>
+        <w:tc>
+          <w:tcPr>
+            <w:tcW w:type="dxa" w:w="0"/>
+          </w:tcPr>
+          <w:p>
+            <w:r>
+              <w:rPr>
+                <w:rFonts w:ascii="Mono" w:hAnsi="Mono"/>
+              </w:rPr>
+              <w:t>o3</w:t>
+            </w:r>
+            <w:r>
+              <w:t xml:space="preserve"> / </w:t>
+            </w:r>
+            <w:r>
+              <w:rPr>
+                <w:rFonts w:ascii="Mono" w:hAnsi="Mono"/>
+              </w:rPr>
+              <w:t>o4-mini</w:t>
+            </w:r>
+          </w:p>
+        </w:tc>
+      </w:tr>
+      <w:tr>
+        <w:tc>
+          <w:tcPr>
+            <w:tcW w:type="dxa" w:w="0"/>
+          </w:tcPr>
+          <w:p>
+            <w:r>
+              <w:t>Embeddings</w:t>
+            </w:r>
+          </w:p>
+        </w:tc>
+        <w:tc>
+          <w:tcPr>
+            <w:tcW w:type="dxa" w:w="0"/>
+          </w:tcPr>
+          <w:p>
+            <w:r>
+              <w:rPr>
+                <w:rFonts w:ascii="Mono" w:hAnsi="Mono"/>
+              </w:rPr>
+              <w:t>text-embedding-3-large</w:t>
+            </w:r>
+          </w:p>
+        </w:tc>
+      </w:tr>
+      <w:tr>
+        <w:tc>
+          <w:tcPr>
+            <w:tcW w:type="dxa" w:w="0"/>
+          </w:tcPr>
+          <w:p>
+            <w:r>
+              <w:t>TTS</w:t>
+            </w:r>
+          </w:p>
+        </w:tc>
+        <w:tc>
+          <w:tcPr>
+            <w:tcW w:type="dxa" w:w="0"/>
+          </w:tcPr>
+          <w:p>
+            <w:r>
+              <w:rPr>
+                <w:rFonts w:ascii="Mono" w:hAnsi="Mono"/>
+              </w:rPr>
+              <w:t>gpt-4o-mini-tts</w:t>
+            </w:r>
+          </w:p>
+        </w:tc>
+      </w:tr>
+      <w:tr>
+        <w:tc>
+          <w:tcPr>
+            <w:tcW w:type="dxa" w:w="0"/>
+          </w:tcPr>
+          <w:p>
+            <w:r>
+              <w:t>STT</w:t>
+            </w:r>
+          </w:p>
+        </w:tc>
+        <w:tc>
+          <w:tcPr>
+            <w:tcW w:type="dxa" w:w="0"/>
+          </w:tcPr>
+          <w:p>
+            <w:r>
+              <w:rPr>
+                <w:rFonts w:ascii="Mono" w:hAnsi="Mono"/>
+              </w:rPr>
+              <w:t>gpt-4o-mini-transcribe</w:t>
+            </w:r>
+          </w:p>
+        </w:tc>
+      </w:tr>
+    </w:tbl>
+    <w:p>
       <w:r>
-        <w:t>Current ESLint Status</w:t>
+        <w:t xml:space="preserve"> </w:t>
       </w:r>
     </w:p>
     <w:p>
       <w:r>
-        <w:t>Issues reported by ESLint have been relaxed to warnings to allow the build to succeed. The following issues can be addressed in future updates:</w:t>
-      </w:r>
-    </w:p>
-    <w:p>
-      <w:pPr>
-        <w:pStyle w:val="Heading3"/>
-      </w:pPr>
-      <w:r>
-        <w:t>Backend</w:t>
-      </w:r>
-    </w:p>
-    <w:p>
-      <w:pPr>
-        <w:pStyle w:val="ListBullet"/>
-      </w:pPr>
-      <w:r>
-        <w:t>Unused variables in various modules</w:t>
-      </w:r>
-    </w:p>
-    <w:p>
-      <w:pPr>
-        <w:pStyle w:val="ListBullet"/>
-      </w:pPr>
-      <w:r>
-        <w:t>TypeScript @ts-nocheck directives without descriptions</w:t>
-      </w:r>
-    </w:p>
-    <w:p>
-      <w:pPr>
-        <w:pStyle w:val="ListBullet"/>
-      </w:pPr>
-      <w:r>
-        <w:t>Use of require() instead of import statements</w:t>
-      </w:r>
-    </w:p>
-    <w:p>
-      <w:pPr>
-        <w:pStyle w:val="ListBullet"/>
-      </w:pPr>
-      <w:r>
-        <w:t>ES2015 module syntax vs. namespaces</w:t>
-      </w:r>
-    </w:p>
-    <w:p>
-      <w:pPr>
-        <w:pStyle w:val="Heading3"/>
-      </w:pPr>
-      <w:r>
-        <w:t>Frontend</w:t>
-      </w:r>
-    </w:p>
-    <w:p>
-      <w:pPr>
-        <w:pStyle w:val="ListBullet"/>
-      </w:pPr>
-      <w:r>
-        <w:t>Unused variables and imports</w:t>
-      </w:r>
-    </w:p>
-    <w:p>
-      <w:pPr>
-        <w:pStyle w:val="ListBullet"/>
-      </w:pPr>
-      <w:r>
-        <w:t>Potential React hook dependency issues</w:t>
-      </w:r>
-    </w:p>
-    <w:p>
-      <w:pPr>
-        <w:pStyle w:val="ListBullet"/>
-      </w:pPr>
-      <w:r>
-        <w:t>Regular expression escape character issues</w:t>
-      </w:r>
-    </w:p>
-    <w:p>
-      <w:pPr>
-        <w:pStyle w:val="ListBullet"/>
-      </w:pPr>
-      <w:r>
-        <w:t>Constant conditions in conditional expressions</w:t>
-      </w:r>
-    </w:p>
-    <w:p>
-      <w:pPr>
-        <w:pStyle w:val="Heading2"/>
-      </w:pPr>
-      <w:r>
-        <w:t>Database Connectivity Testing</w:t>
+        <w:t xml:space="preserve"> </w:t>
       </w:r>
     </w:p>
     <w:p>
       <w:r>
-        <w:t>Run database connectivity tests:</w:t>
+        <w:t xml:space="preserve"> </w:t>
       </w:r>
     </w:p>
     <w:p>
       <w:r>
-        <w:rPr>
-          <w:rFonts w:ascii="Mono" w:hAnsi="Mono"/>
-        </w:rPr>
-        <w:t xml:space="preserve"># Test PostgreSQL connectivity
-cd src/backend
-node test-db.js
-# Test Redis connectivity
-cd src/backend
-node test-redis.js
-</w:t>
+        <w:t xml:space="preserve"> </w:t>
       </w:r>
     </w:p>
     <w:p>
       <w:r>
-        <w:t xml:space="preserve">Test results are logged to: - </w:t>
-      </w:r>
-      <w:r>
-        <w:rPr>
-          <w:rFonts w:ascii="Mono" w:hAnsi="Mono"/>
-        </w:rPr>
-        <w:t>/test-results/db-tests/postgres-test.log</w:t>
-      </w:r>
-      <w:r>
-        <w:t xml:space="preserve"> - </w:t>
-      </w:r>
-      <w:r>
-        <w:rPr>
-          <w:rFonts w:ascii="Mono" w:hAnsi="Mono"/>
-        </w:rPr>
-        <w:t>/test-results/db-tests/redis-test.log</w:t>
+        <w:t xml:space="preserve"> </w:t>
       </w:r>
     </w:p>
     <w:p>
       <w:r>
-        <w:t>Generated 2026-01-16 23:34 UTC</w:t>
+        <w:t xml:space="preserve"> </w:t>
+      </w:r>
+    </w:p>
+    <w:p>
+      <w:r>
+        <w:t xml:space="preserve"> </w:t>
+      </w:r>
+    </w:p>
+    <w:p>
+      <w:r>
+        <w:t xml:space="preserve"> </w:t>
+      </w:r>
+    </w:p>
+    <w:p>
+      <w:r>
+        <w:t xml:space="preserve"> </w:t>
+      </w:r>
+    </w:p>
+    <w:p>
+      <w:r>
+        <w:t xml:space="preserve"> </w:t>
+      </w:r>
+    </w:p>
+    <w:p>
+      <w:r>
+        <w:t xml:space="preserve"> </w:t>
+      </w:r>
+    </w:p>
+    <w:p>
+      <w:r>
+        <w:t xml:space="preserve"> </w:t>
+      </w:r>
+    </w:p>
+    <w:p>
+      <w:r>
+        <w:t xml:space="preserve"> </w:t>
+      </w:r>
+    </w:p>
+    <w:p>
+      <w:r>
+        <w:t xml:space="preserve"> </w:t>
+      </w:r>
+    </w:p>
+    <w:p>
+      <w:r>
+        <w:t xml:space="preserve"> </w:t>
+      </w:r>
+    </w:p>
+    <w:p>
+      <w:r>
+        <w:t xml:space="preserve"> For the complete development guide, see ../CLAUDE.md ../CLAUDE.md</w:t>
+      </w:r>
+    </w:p>
+    <w:p>
+      <w:r>
+        <w:t>Generated 2026-04-29 14:08 UTC</w:t>
         <w:t xml:space="preserve"> </w:t>
       </w:r>
     </w:p>
